--- a/examples/formula_test.docx
+++ b/examples/formula_test.docx
@@ -1686,6 +1686,9 @@
     <w:name w:val="Normal"/>
     <w:qFormat/>
     <w:rsid w:val="00FC693F"/>
+    <w:rPr>
+      <w:rFonts w:ascii="Times New Roman" w:hAnsi="Times New Roman" w:eastAsia="宋体"/>
+    </w:rPr>
   </w:style>
   <w:style w:type="paragraph" w:styleId="Header">
     <w:name w:val="header"/>
